--- a/paper/ijwis/submission/title_page_template.docx
+++ b/paper/ijwis/submission/title_page_template.docx
@@ -2,7 +2,7 @@
 <file path=word/document.xml><?xml version="1.0" encoding="utf-8"?>
 <w:document xmlns:w="http://schemas.openxmlformats.org/wordprocessingml/2006/main" xmlns:m="http://schemas.openxmlformats.org/officeDocument/2006/math" xmlns:r="http://schemas.openxmlformats.org/officeDocument/2006/relationships" xmlns:o="urn:schemas-microsoft-com:office:office" xmlns:v="urn:schemas-microsoft-com:vml" xmlns:w10="urn:schemas-microsoft-com:office:word" xmlns:a="http://schemas.openxmlformats.org/drawingml/2006/main" xmlns:pic="http://schemas.openxmlformats.org/drawingml/2006/picture" xmlns:wp="http://schemas.openxmlformats.org/drawingml/2006/wordprocessingDrawing">
   <w:body>
-    <w:bookmarkStart w:id="9" w:name="X0f78249d3efd509cde67ae96bc7c48e2cd7e118"/>
+    <w:bookmarkStart w:id="12" w:name="X0f78249d3efd509cde67ae96bc7c48e2cd7e118"/>
     <w:p>
       <w:pPr>
         <w:pStyle w:val="Heading1"/>
@@ -44,25 +44,234 @@
         <w:t xml:space="preserve"> </w:t>
       </w:r>
       <w:r>
-        <w:t xml:space="preserve">[complete before submission]</w:t>
-      </w:r>
-    </w:p>
-    <w:p>
-      <w:pPr>
-        <w:pStyle w:val="BodyText"/>
+        <w:t xml:space="preserve">Xiaoqin Fu, Youjing Fu, Xuelin Hu</w:t>
+      </w:r>
+    </w:p>
+    <w:bookmarkStart w:id="9" w:name="author-1-xiaoqin-fu"/>
+    <w:p>
+      <w:pPr>
+        <w:pStyle w:val="Heading2"/>
+      </w:pPr>
+      <w:r>
+        <w:t xml:space="preserve">Author 1: Xiaoqin Fu</w:t>
+      </w:r>
+    </w:p>
+    <w:p>
+      <w:pPr>
+        <w:pStyle w:val="FirstParagraph"/>
       </w:pPr>
       <w:r>
         <w:rPr>
           <w:b/>
           <w:bCs/>
         </w:rPr>
-        <w:t xml:space="preserve">Affiliations:</w:t>
+        <w:t xml:space="preserve">Affiliation:</w:t>
       </w:r>
       <w:r>
         <w:t xml:space="preserve"> </w:t>
       </w:r>
       <w:r>
-        <w:t xml:space="preserve">[complete before submission]</w:t>
+        <w:t xml:space="preserve">School of Railway Locomotive and Rolling Stock, Liuzhou Railway Vocational Technical College, Liuzhou 545000, China</w:t>
+      </w:r>
+    </w:p>
+    <w:p>
+      <w:pPr>
+        <w:pStyle w:val="BodyText"/>
+      </w:pPr>
+      <w:r>
+        <w:rPr>
+          <w:b/>
+          <w:bCs/>
+        </w:rPr>
+        <w:t xml:space="preserve">ORCID:</w:t>
+      </w:r>
+      <w:r>
+        <w:t xml:space="preserve"> </w:t>
+      </w:r>
+      <w:r>
+        <w:t xml:space="preserve">0009-0003-5123-8393</w:t>
+      </w:r>
+    </w:p>
+    <w:p>
+      <w:pPr>
+        <w:pStyle w:val="BodyText"/>
+      </w:pPr>
+      <w:r>
+        <w:rPr>
+          <w:b/>
+          <w:bCs/>
+        </w:rPr>
+        <w:t xml:space="preserve">Email:</w:t>
+      </w:r>
+      <w:r>
+        <w:t xml:space="preserve"> </w:t>
+      </w:r>
+      <w:r>
+        <w:t xml:space="preserve">xiaoqin.fu@qq.com; fuxiaoqin@ltzy.edu.cn</w:t>
+      </w:r>
+    </w:p>
+    <w:p>
+      <w:pPr>
+        <w:pStyle w:val="BodyText"/>
+      </w:pPr>
+      <w:r>
+        <w:rPr>
+          <w:b/>
+          <w:bCs/>
+        </w:rPr>
+        <w:t xml:space="preserve">Biography:</w:t>
+      </w:r>
+      <w:r>
+        <w:t xml:space="preserve"> </w:t>
+      </w:r>
+      <w:r>
+        <w:t xml:space="preserve">Lecturer; master’s degree in English education. Research interests include international vocational education and railway education.</w:t>
+      </w:r>
+    </w:p>
+    <w:bookmarkEnd w:id="9"/>
+    <w:bookmarkStart w:id="10" w:name="author-2-youjing-fu"/>
+    <w:p>
+      <w:pPr>
+        <w:pStyle w:val="Heading2"/>
+      </w:pPr>
+      <w:r>
+        <w:t xml:space="preserve">Author 2: Youjing Fu</w:t>
+      </w:r>
+    </w:p>
+    <w:p>
+      <w:pPr>
+        <w:pStyle w:val="FirstParagraph"/>
+      </w:pPr>
+      <w:r>
+        <w:rPr>
+          <w:b/>
+          <w:bCs/>
+        </w:rPr>
+        <w:t xml:space="preserve">Affiliation:</w:t>
+      </w:r>
+      <w:r>
+        <w:t xml:space="preserve"> </w:t>
+      </w:r>
+      <w:r>
+        <w:t xml:space="preserve">College of Earth and Environmental Sciences, Lanzhou University, Lanzhou 730000, China</w:t>
+      </w:r>
+    </w:p>
+    <w:p>
+      <w:pPr>
+        <w:pStyle w:val="BodyText"/>
+      </w:pPr>
+      <w:r>
+        <w:rPr>
+          <w:b/>
+          <w:bCs/>
+        </w:rPr>
+        <w:t xml:space="preserve">ORCID:</w:t>
+      </w:r>
+      <w:r>
+        <w:t xml:space="preserve"> </w:t>
+      </w:r>
+      <w:r>
+        <w:t xml:space="preserve">0009-0004-1369-7879</w:t>
+      </w:r>
+    </w:p>
+    <w:p>
+      <w:pPr>
+        <w:pStyle w:val="BodyText"/>
+      </w:pPr>
+      <w:r>
+        <w:rPr>
+          <w:b/>
+          <w:bCs/>
+        </w:rPr>
+        <w:t xml:space="preserve">Email:</w:t>
+      </w:r>
+      <w:r>
+        <w:t xml:space="preserve"> </w:t>
+      </w:r>
+      <w:r>
+        <w:t xml:space="preserve">fuyj2025@lzu.edu.cn</w:t>
+      </w:r>
+    </w:p>
+    <w:bookmarkEnd w:id="10"/>
+    <w:bookmarkStart w:id="11" w:name="X5ba902dc57068f929890b9eb38ef26c71c70f91"/>
+    <w:p>
+      <w:pPr>
+        <w:pStyle w:val="Heading2"/>
+      </w:pPr>
+      <w:r>
+        <w:t xml:space="preserve">Author 3 and Corresponding Author: Xuelin Hu</w:t>
+      </w:r>
+    </w:p>
+    <w:p>
+      <w:pPr>
+        <w:pStyle w:val="FirstParagraph"/>
+      </w:pPr>
+      <w:r>
+        <w:rPr>
+          <w:b/>
+          <w:bCs/>
+        </w:rPr>
+        <w:t xml:space="preserve">Affiliation:</w:t>
+      </w:r>
+      <w:r>
+        <w:t xml:space="preserve"> </w:t>
+      </w:r>
+      <w:r>
+        <w:t xml:space="preserve">School of Railway Communication and Signaling Engineering, Liuzhou Railway Vocational Technical College, No. 2 Wenyuan Road, Yufeng District, Liuzhou City, Guangxi Zhuang Autonomous Region, 545000, China</w:t>
+      </w:r>
+    </w:p>
+    <w:p>
+      <w:pPr>
+        <w:pStyle w:val="BodyText"/>
+      </w:pPr>
+      <w:r>
+        <w:rPr>
+          <w:b/>
+          <w:bCs/>
+        </w:rPr>
+        <w:t xml:space="preserve">ORCID:</w:t>
+      </w:r>
+      <w:r>
+        <w:t xml:space="preserve"> </w:t>
+      </w:r>
+      <w:r>
+        <w:t xml:space="preserve">0000-0002-4475-3034</w:t>
+      </w:r>
+    </w:p>
+    <w:p>
+      <w:pPr>
+        <w:pStyle w:val="BodyText"/>
+      </w:pPr>
+      <w:r>
+        <w:rPr>
+          <w:b/>
+          <w:bCs/>
+        </w:rPr>
+        <w:t xml:space="preserve">Email:</w:t>
+      </w:r>
+      <w:r>
+        <w:t xml:space="preserve"> </w:t>
+      </w:r>
+      <w:r>
+        <w:t xml:space="preserve">huxuelinai@gmail.com; huxl@ltzy.edu.cn</w:t>
+      </w:r>
+    </w:p>
+    <w:p>
+      <w:pPr>
+        <w:pStyle w:val="BodyText"/>
+      </w:pPr>
+      <w:r>
+        <w:rPr>
+          <w:b/>
+          <w:bCs/>
+        </w:rPr>
+        <w:t xml:space="preserve">Biography:</w:t>
+      </w:r>
+      <w:r>
+        <w:t xml:space="preserve"> </w:t>
+      </w:r>
+      <w:r>
+        <w:t xml:space="preserve">Master’s degree in software engineering; senior engineer. Research interests include graph neural networks, trustworthy software testing and development, computer vision and multimodal foundation models.</w:t>
       </w:r>
     </w:p>
     <w:p>
@@ -80,25 +289,7 @@
         <w:t xml:space="preserve"> </w:t>
       </w:r>
       <w:r>
-        <w:t xml:space="preserve">[name, institutional email and postal address]</w:t>
-      </w:r>
-    </w:p>
-    <w:p>
-      <w:pPr>
-        <w:pStyle w:val="BodyText"/>
-      </w:pPr>
-      <w:r>
-        <w:rPr>
-          <w:b/>
-          <w:bCs/>
-        </w:rPr>
-        <w:t xml:space="preserve">ORCID identifiers:</w:t>
-      </w:r>
-      <w:r>
-        <w:t xml:space="preserve"> </w:t>
-      </w:r>
-      <w:r>
-        <w:t xml:space="preserve">[complete for each author]</w:t>
+        <w:t xml:space="preserve">Xuelin Hu, huxl@ltzy.edu.cn; huxuelinai@gmail.com</w:t>
       </w:r>
     </w:p>
     <w:p>
@@ -116,7 +307,7 @@
         <w:t xml:space="preserve"> </w:t>
       </w:r>
       <w:r>
-        <w:t xml:space="preserve">[funding body, grant number and funder’s role, or confirmed no external funding statement]</w:t>
+        <w:t xml:space="preserve">This research received no external funding.</w:t>
       </w:r>
     </w:p>
     <w:p>
@@ -128,13 +319,13 @@
           <w:b/>
           <w:bCs/>
         </w:rPr>
-        <w:t xml:space="preserve">Author contributions:</w:t>
+        <w:t xml:space="preserve">Author contributions (CRediT):</w:t>
       </w:r>
       <w:r>
         <w:t xml:space="preserve"> </w:t>
       </w:r>
       <w:r>
-        <w:t xml:space="preserve">[complete using the CRediT taxonomy]</w:t>
+        <w:t xml:space="preserve">Xiaoqin Fu: Conceptualization, Methodology, Data curation, Investigation, Validation, Writing - original draft, Writing - review and editing. Youjing Fu: Data curation, Investigation, Formal analysis, Validation, Writing - review and editing. Xuelin Hu: Conceptualization, Methodology, Software, Data curation, Formal analysis, Validation, Resources, Supervision, Project administration, Writing - review and editing. All three authors jointly constructed the training datasets and performed data checking and quality control.</w:t>
       </w:r>
     </w:p>
     <w:p>
@@ -152,10 +343,11 @@
         <w:t xml:space="preserve"> </w:t>
       </w:r>
       <w:r>
-        <w:t xml:space="preserve">[include non-author contributors only after consent]</w:t>
-      </w:r>
-    </w:p>
-    <w:bookmarkEnd w:id="9"/>
+        <w:t xml:space="preserve">The authors have no acknowledgements to declare.</w:t>
+      </w:r>
+    </w:p>
+    <w:bookmarkEnd w:id="11"/>
+    <w:bookmarkEnd w:id="12"/>
     <w:sectPr>
       <w:footnotePr>
         <w:numRestart w:val="eachSect"/>

--- a/paper/ijwis/submission/title_page_template.docx
+++ b/paper/ijwis/submission/title_page_template.docx
@@ -8,7 +8,7 @@
         <w:pStyle w:val="Heading1"/>
       </w:pPr>
       <w:r>
-        <w:t xml:space="preserve">A Knowledge-Enhanced Large Language Model Web Information System for Bilingual Railway Vocational Education</w:t>
+        <w:t>Knowledge-Enhanced Large Language Models for Bilingual Railway Vocational Education under Resource Constraints</w:t>
       </w:r>
     </w:p>
     <w:p>
